--- a/Doku/Word/Datensatz_Uebersicht.docx
+++ b/Doku/Word/Datensatz_Uebersicht.docx
@@ -10,7 +10,7 @@
         <w:rPr>
           <w:sz w:val="20"/>
         </w:rPr>
-        <w:t>An: Alle  |  Von: Datanalyse-Team  |  Datum: 07.08.2026</w:t>
+        <w:t>An: Alle  |  Von: Datanalyse-Team  |  Datum: 14.08.2026</w:t>
         <w:br/>
         <w:t>Betreff: Erste Analyse — Datei-Klassifikation des Qualitäts-Muster-Finder-Datensatzes</w:t>
         <w:br/>
@@ -253,7 +253,7 @@
               <w:rPr>
                 <w:sz w:val="17"/>
               </w:rPr>
-              <w:t>ZIEL-VARIABLE: auffaellig_quote &gt; Median (76,92 %) → hat_viele_Probleme</w:t>
+              <w:t>ZIEL-VARIABLE: auffaellig_quote &gt; Median (5,88 %) → hat_viele_Probleme</w:t>
             </w:r>
           </w:p>
         </w:tc>
@@ -385,7 +385,7 @@
               <w:rPr>
                 <w:sz w:val="17"/>
               </w:rPr>
-              <w:t>MERKMAL: aerzte_pro_bett — stärkstes Merkmal (FI 53,6 %) im Decision Tree</w:t>
+              <w:t>MERKMAL: aerzte_pro_bett — stärkstes Merkmal (FI 72,8 %) im Decision Tree</w:t>
             </w:r>
           </w:p>
         </w:tc>
@@ -429,7 +429,7 @@
               <w:rPr>
                 <w:sz w:val="17"/>
               </w:rPr>
-              <w:t>MERKMAL: pflege_pro_bett — 2. wichtigstes Merkmal (FI 23,8 %); bewusst statt AQ.Pflege.csv gewählt</w:t>
+              <w:t>MERKMAL: pflege_pro_bett — 3. wichtigstes Merkmal (FI 10,8 %); bewusst statt AQ.Pflege.csv gewählt</w:t>
             </w:r>
           </w:p>
         </w:tc>
@@ -473,7 +473,7 @@
               <w:rPr>
                 <w:sz w:val="17"/>
               </w:rPr>
-              <w:t>MERKMAL: ist_konzern — 358/1.824 Konzernhäuser, aber kein signif. Zusammenhang (Chi² p=0,90)</w:t>
+              <w:t>MERKMAL: ist_konzern — 358/1.821 Konzernhäuser, aber kein signif. Zusammenhang (Chi² p=0,2585)</w:t>
             </w:r>
           </w:p>
         </w:tc>
@@ -1492,7 +1492,7 @@
         <w:t>SO.csv: Einzige Datei mit allen Strukturmerkmalen der Aufgabenstellung in einer Tabelle — Betten, Träger, Bundesland, Uni-Status, Geo-Koordinaten, Standortnummer. Enthält zudem SO.QBID als universellen Join-Schlüssel. Ohne SO.csv gibt es weder Merkmale noch Verknüpfungen.</w:t>
         <w:br/>
         <w:br/>
-        <w:t>QS.Qualitätsindikator.csv: Einzige Datei im gesamten Datensatz mit standardisierter, für alle 1.824 bewerteten Häuser einheitlich erhobener Bewertung (R* = auffällig, N* = unauffällig). Grundlage der Ziel-Variable. Exploration (Schritt 2 in 01_Exploration.ipynb) identifizierte QSErgBewStrukDialog als Schlüsselspalte. Wichtig: N99-Einträge wurden ausgeschlossen, da 'nicht bewertet' ≠ 'nicht auffällig'. Median der auffaellig_quote = 76,92 %. Trägt SO.QBID bereits selbst — ein Join über QS.csv ist entgegen ursprünglicher Annahme nicht nötig.</w:t>
+        <w:t>QS.Qualitätsindikator.csv: Einzige Datei im gesamten Datensatz mit standardisierter, für alle 1.824 bewerteten Häuser einheitlich erhobener Bewertung. Grundlage der Ziel-Variable. Exploration (Schritt 2 in 01_Exploration.ipynb) identifizierte QSErgBewStrukDialog als Schlüsselspalte. ⚠️ Korrektur (2026-08-14, laut offiziellem IQTIG-Bericht): R10 bedeutet 'im Referenzbereich' = NICHT auffällig (nicht umgekehrt, wie ursprünglich angenommen); alle N*-Codes (N01/N02/N99) sind nicht bewertbar, da 'nicht bewertet' ≠ 'nicht auffällig'; auffällig ist jeder bewertbare Code außer R10. Median der auffaellig_quote = 5,88 % (statt der ursprünglich fehlerhaften 76,92 %). Trägt SO.QBID bereits selbst — ein Join über QS.csv ist entgegen ursprünglicher Annahme nicht nötig.</w:t>
         <w:br/>
         <w:br/>
         <w:t>QS.Fortbildung.csv: Laut Aufgabenstellung (Fragestellung.docx) ist Fortbildungsquote explizit als zu untersuchendes Merkmal genannt. Diese Datei ist die einzige im Datensatz mit den Zählern Fortbildungspflichtige / Erbrachte — Formel: Erbrachte / Pflichtige.</w:t>
@@ -1501,13 +1501,13 @@
         <w:t>FA.csv: Brückentabelle zwischen FA.Personalliste.csv (hat nur ABTID) und SO.csv (braucht SO.QBID). Ohne FA.csv können Personaldaten nicht dem richtigen Krankenhaus zugeordnet werden.</w:t>
         <w:br/>
         <w:br/>
-        <w:t>FA.Personalliste.csv: Einzige Quelle für Vollzeit-Ärzteanzahl auf Abteilungsebene. Ergebnis: aerzte_pro_bett ist der stärkste Prädiktor im Decision Tree (Feature Importance 53,6 %). Fallstrick: FA.Personal.Anzahl ist Komma-Dezimal ('13,47') — muss vor Aggregation zu float konvertiert werden. Tageskliniken (SO.Betten = 0) erhalten NaN — korrekt, da kein stationäres Bettenprofil.</w:t>
+        <w:t>FA.Personalliste.csv: Einzige Quelle für Vollzeit-Ärzteanzahl auf Abteilungsebene. Ergebnis: aerzte_pro_bett ist der mit Abstand stärkste Prädiktor im Decision Tree (Feature Importance 72,8 %). Fallstrick: FA.Personal.Anzahl ist Komma-Dezimal ('13,47') — muss vor Aggregation zu float konvertiert werden. Tageskliniken (SO.Betten = 0) erhalten NaN — korrekt, da kein stationäres Bettenprofil.</w:t>
         <w:br/>
         <w:br/>
-        <w:t>SO.Personalliste.csv (ergänzt 2026-07-29): Liefert direkt SO.QBID + SO.Personal.Anzahl mit Bereich 'Pflege' — kein Umweg über FA.csv nötig. Quelle für pflege_pro_bett, das 2. wichtigste Merkmal im Decision Tree (Feature Importance 23,8 %). Bewusst statt AQ.Pflege.csv gewählt, da diese nur Qualifikationsnachweise ohne Anzahlen enthält.</w:t>
+        <w:t>SO.Personalliste.csv (ergänzt 2026-07-29): Liefert direkt SO.QBID + SO.Personal.Anzahl mit Bereich 'Pflege' — kein Umweg über FA.csv nötig. Quelle für pflege_pro_bett, das 3. wichtigste Merkmal im Decision Tree (Feature Importance 10,8 %, hinter aerzte_pro_bett und SO.Betten). Bewusst statt AQ.Pflege.csv gewählt, da diese nur Qualifikationsnachweise ohne Anzahlen enthält.</w:t>
         <w:br/>
         <w:br/>
-        <w:t>Konzern.csv (ergänzt 2026-07-29): Liefert ist_konzern über den Schlüssel SO.Standortnummer (nicht SO.QBID!). Beim ersten Join-Versuch wurde versehentlich gegen SO.QBID verglichen (0 Treffer) — nach Korrektur: 358 von 1.824 Häusern (19,6 %) sind Konzernhäuser. Chi²-Test zeigt aber keinen signifikanten Zusammenhang mit Qualitätsproblemen (p=0,90); der Decision Tree bestätigt das mit 0 % Feature Importance. Bewusst trotzdem im Modell belassen — kein Zusammenhang ist ein valider Befund.</w:t>
+        <w:t>Konzern.csv (ergänzt 2026-07-29): Liefert ist_konzern über den Schlüssel SO.Standortnummer (nicht SO.QBID!). Beim ersten Join-Versuch wurde versehentlich gegen SO.QBID verglichen (0 Treffer) — nach Korrektur: 358 von 1.821 Häusern (19,7 %) sind Konzernhäuser. Chi²-Test zeigt aber keinen signifikanten Zusammenhang mit Qualitätsproblemen (p=0,2585); der Decision Tree bestätigt das mit 0 % Feature Importance. Bewusst trotzdem im Modell belassen — kein Zusammenhang ist ein valider Befund.</w:t>
       </w:r>
     </w:p>
     <w:p>

--- a/Doku/Word/Datensatz_Uebersicht.docx
+++ b/Doku/Word/Datensatz_Uebersicht.docx
@@ -10,7 +10,7 @@
         <w:rPr>
           <w:sz w:val="20"/>
         </w:rPr>
-        <w:t>An: Alle  |  Von: Datanalyse-Team  |  Datum: 14.08.2026</w:t>
+        <w:t>An: Alle  |  Von: Datanalyse-Team  |  Datum: 30.08.2026</w:t>
         <w:br/>
         <w:t>Betreff: Erste Analyse — Datei-Klassifikation des Qualitäts-Muster-Finder-Datensatzes</w:t>
         <w:br/>
@@ -1492,7 +1492,7 @@
         <w:t>SO.csv: Einzige Datei mit allen Strukturmerkmalen der Aufgabenstellung in einer Tabelle — Betten, Träger, Bundesland, Uni-Status, Geo-Koordinaten, Standortnummer. Enthält zudem SO.QBID als universellen Join-Schlüssel. Ohne SO.csv gibt es weder Merkmale noch Verknüpfungen.</w:t>
         <w:br/>
         <w:br/>
-        <w:t>QS.Qualitätsindikator.csv: Einzige Datei im gesamten Datensatz mit standardisierter, für alle 1.824 bewerteten Häuser einheitlich erhobener Bewertung. Grundlage der Ziel-Variable. Exploration (Schritt 2 in 01_Exploration.ipynb) identifizierte QSErgBewStrukDialog als Schlüsselspalte. ⚠️ Korrektur (2026-08-14, laut offiziellem IQTIG-Bericht): R10 bedeutet 'im Referenzbereich' = NICHT auffällig (nicht umgekehrt, wie ursprünglich angenommen); alle N*-Codes (N01/N02/N99) sind nicht bewertbar, da 'nicht bewertet' ≠ 'nicht auffällig'; auffällig ist jeder bewertbare Code außer R10. Median der auffaellig_quote = 5,88 % (statt der ursprünglich fehlerhaften 76,92 %). Trägt SO.QBID bereits selbst — ein Join über QS.csv ist entgegen ursprünglicher Annahme nicht nötig.</w:t>
+        <w:t>QS.Qualitätsindikator.csv: Einzige Datei im gesamten Datensatz mit standardisierter, für alle 1.824 bewerteten Häuser einheitlich erhobener Bewertung. Grundlage der Ziel-Variable. Exploration (Schritt 2 in 01_Exploration.ipynb) identifizierte QSErgBewStrukDialog als Schlüsselspalte. Laut offiziellem IQTIG-Bericht bedeutet R10 'im Referenzbereich' = NICHT auffällig; alle N*-Codes (N01/N02/N99) sind nicht bewertbar, da 'nicht bewertet' ≠ 'nicht auffällig'; auffällig ist jeder bewertbare Code außer R10. Median der auffaellig_quote = 5,88 %. Trägt SO.QBID bereits selbst — ein Join über QS.csv ist nicht nötig.</w:t>
         <w:br/>
         <w:br/>
         <w:t>QS.Fortbildung.csv: Laut Aufgabenstellung (Fragestellung.docx) ist Fortbildungsquote explizit als zu untersuchendes Merkmal genannt. Diese Datei ist die einzige im Datensatz mit den Zählern Fortbildungspflichtige / Erbrachte — Formel: Erbrachte / Pflichtige.</w:t>
